--- a/docs/proformas/atinkou/Proforma_ATINKOU_014B_Prestations.docx
+++ b/docs/proformas/atinkou/Proforma_ATINKOU_014B_Prestations.docx
@@ -507,7 +507,7 @@
                 <w:sz w:val="18"/>
                 <w:szCs w:val="18"/>
               </w:rPr>
-              <w:t xml:space="preserve">P.U. HT</w:t>
+              <w:t xml:space="preserve">P.U.</w:t>
             </w:r>
           </w:p>
         </w:tc>
@@ -539,7 +539,7 @@
                 <w:sz w:val="18"/>
                 <w:szCs w:val="18"/>
               </w:rPr>
-              <w:t xml:space="preserve">Montant HT</w:t>
+              <w:t xml:space="preserve">Montant</w:t>
             </w:r>
           </w:p>
         </w:tc>
@@ -1917,7 +1917,7 @@
                 <w:sz w:val="18"/>
                 <w:szCs w:val="18"/>
               </w:rPr>
-              <w:t xml:space="preserve">TOTAL HT</w:t>
+              <w:t xml:space="preserve">TOTAL</w:t>
             </w:r>
           </w:p>
         </w:tc>
@@ -2058,7 +2058,7 @@
         <w:tc>
           <w:tcPr>
             <w:tcW w:type="dxa" w:w="1600"/>
-            <w:shd w:fill="FAFAFA" w:color="auto" w:val="clear"/>
+            <w:shd w:fill="1F3864" w:color="auto" w:val="clear"/>
             <w:tcMar>
               <w:top w:type="dxa" w:w="60"/>
               <w:left w:type="dxa" w:w="100"/>
@@ -2079,177 +2079,11 @@
                 <w:bCs/>
                 <w:i w:val="false"/>
                 <w:iCs w:val="false"/>
-                <w:color w:val="000000"/>
-                <w:sz w:val="18"/>
-                <w:szCs w:val="18"/>
-              </w:rPr>
-              <w:t xml:space="preserve">NET HT</w:t>
-            </w:r>
-          </w:p>
-        </w:tc>
-        <w:tc>
-          <w:tcPr>
-            <w:tcW w:type="dxa" w:w="1800"/>
-            <w:shd w:fill="FAFAFA" w:color="auto" w:val="clear"/>
-            <w:tcMar>
-              <w:top w:type="dxa" w:w="60"/>
-              <w:left w:type="dxa" w:w="100"/>
-              <w:bottom w:type="dxa" w:w="60"/>
-              <w:right w:type="dxa" w:w="100"/>
-            </w:tcMar>
-            <w:vAlign w:val="center"/>
-          </w:tcPr>
-          <w:p>
-            <w:pPr>
-              <w:spacing w:after="0"/>
-              <w:jc w:val="right"/>
-            </w:pPr>
-            <w:r>
-              <w:rPr>
-                <w:rFonts w:ascii="Calibri" w:cs="Calibri" w:eastAsia="Calibri" w:hAnsi="Calibri"/>
-                <w:b/>
-                <w:bCs/>
-                <w:i w:val="false"/>
-                <w:iCs w:val="false"/>
-                <w:color w:val="000000"/>
-                <w:sz w:val="18"/>
-                <w:szCs w:val="18"/>
-              </w:rPr>
-              <w:t xml:space="preserve">1 881 000</w:t>
-            </w:r>
-          </w:p>
-        </w:tc>
-      </w:tr>
-      <w:tr>
-        <w:tc>
-          <w:tcPr>
-            <w:tcW w:type="dxa" w:w="6500"/>
-            <w:gridSpan w:val="3"/>
-            <w:tcBorders>
-              <w:top w:val="none" w:color="FFFFFF" w:sz="0"/>
-              <w:left w:val="none" w:color="FFFFFF" w:sz="0"/>
-              <w:bottom w:val="none" w:color="FFFFFF" w:sz="0"/>
-              <w:right w:val="none" w:color="FFFFFF" w:sz="0"/>
-            </w:tcBorders>
-          </w:tcPr>
-          <w:p>
-            <w:pPr>
-              <w:spacing w:after="0"/>
-            </w:pPr>
-          </w:p>
-        </w:tc>
-        <w:tc>
-          <w:tcPr>
-            <w:tcW w:type="dxa" w:w="1600"/>
-            <w:shd w:fill="FAFAFA" w:color="auto" w:val="clear"/>
-            <w:tcMar>
-              <w:top w:type="dxa" w:w="60"/>
-              <w:left w:type="dxa" w:w="100"/>
-              <w:bottom w:type="dxa" w:w="60"/>
-              <w:right w:type="dxa" w:w="100"/>
-            </w:tcMar>
-            <w:vAlign w:val="center"/>
-          </w:tcPr>
-          <w:p>
-            <w:pPr>
-              <w:spacing w:after="0"/>
-              <w:jc w:val="right"/>
-            </w:pPr>
-            <w:r>
-              <w:rPr>
-                <w:rFonts w:ascii="Calibri" w:cs="Calibri" w:eastAsia="Calibri" w:hAnsi="Calibri"/>
-                <w:b/>
-                <w:bCs/>
-                <w:i w:val="false"/>
-                <w:iCs w:val="false"/>
-                <w:color w:val="000000"/>
-                <w:sz w:val="18"/>
-                <w:szCs w:val="18"/>
-              </w:rPr>
-              <w:t xml:space="preserve">TVA 18 %</w:t>
-            </w:r>
-          </w:p>
-        </w:tc>
-        <w:tc>
-          <w:tcPr>
-            <w:tcW w:type="dxa" w:w="1800"/>
-            <w:shd w:fill="FAFAFA" w:color="auto" w:val="clear"/>
-            <w:tcMar>
-              <w:top w:type="dxa" w:w="60"/>
-              <w:left w:type="dxa" w:w="100"/>
-              <w:bottom w:type="dxa" w:w="60"/>
-              <w:right w:type="dxa" w:w="100"/>
-            </w:tcMar>
-            <w:vAlign w:val="center"/>
-          </w:tcPr>
-          <w:p>
-            <w:pPr>
-              <w:spacing w:after="0"/>
-              <w:jc w:val="right"/>
-            </w:pPr>
-            <w:r>
-              <w:rPr>
-                <w:rFonts w:ascii="Calibri" w:cs="Calibri" w:eastAsia="Calibri" w:hAnsi="Calibri"/>
-                <w:b/>
-                <w:bCs/>
-                <w:i w:val="false"/>
-                <w:iCs w:val="false"/>
-                <w:color w:val="000000"/>
-                <w:sz w:val="18"/>
-                <w:szCs w:val="18"/>
-              </w:rPr>
-              <w:t xml:space="preserve">338 580</w:t>
-            </w:r>
-          </w:p>
-        </w:tc>
-      </w:tr>
-      <w:tr>
-        <w:tc>
-          <w:tcPr>
-            <w:tcW w:type="dxa" w:w="6500"/>
-            <w:gridSpan w:val="3"/>
-            <w:tcBorders>
-              <w:top w:val="none" w:color="FFFFFF" w:sz="0"/>
-              <w:left w:val="none" w:color="FFFFFF" w:sz="0"/>
-              <w:bottom w:val="none" w:color="FFFFFF" w:sz="0"/>
-              <w:right w:val="none" w:color="FFFFFF" w:sz="0"/>
-            </w:tcBorders>
-          </w:tcPr>
-          <w:p>
-            <w:pPr>
-              <w:spacing w:after="0"/>
-            </w:pPr>
-          </w:p>
-        </w:tc>
-        <w:tc>
-          <w:tcPr>
-            <w:tcW w:type="dxa" w:w="1600"/>
-            <w:shd w:fill="1F3864" w:color="auto" w:val="clear"/>
-            <w:tcMar>
-              <w:top w:type="dxa" w:w="60"/>
-              <w:left w:type="dxa" w:w="100"/>
-              <w:bottom w:type="dxa" w:w="60"/>
-              <w:right w:type="dxa" w:w="100"/>
-            </w:tcMar>
-            <w:vAlign w:val="center"/>
-          </w:tcPr>
-          <w:p>
-            <w:pPr>
-              <w:spacing w:after="0"/>
-              <w:jc w:val="right"/>
-            </w:pPr>
-            <w:r>
-              <w:rPr>
-                <w:rFonts w:ascii="Calibri" w:cs="Calibri" w:eastAsia="Calibri" w:hAnsi="Calibri"/>
-                <w:b/>
-                <w:bCs/>
-                <w:i w:val="false"/>
-                <w:iCs w:val="false"/>
                 <w:color w:val="FFFFFF"/>
                 <w:sz w:val="18"/>
                 <w:szCs w:val="18"/>
               </w:rPr>
-              <w:t xml:space="preserve">TOTAL TTC (FCFA)</w:t>
+              <w:t xml:space="preserve">TOTAL À PAYER (FCFA)</w:t>
             </w:r>
           </w:p>
         </w:tc>
@@ -2281,7 +2115,7 @@
                 <w:sz w:val="22"/>
                 <w:szCs w:val="22"/>
               </w:rPr>
-              <w:t xml:space="preserve">2 219 580</w:t>
+              <w:t xml:space="preserve">1 881 000</w:t>
             </w:r>
           </w:p>
         </w:tc>
@@ -2308,7 +2142,7 @@
           <w:sz w:val="20"/>
           <w:szCs w:val="20"/>
         </w:rPr>
-        <w:t xml:space="preserve">Arrêté le présent devis proforma à la somme de : 2 219 580 FCFA TTC.</w:t>
+        <w:t xml:space="preserve">Arrêté le présent devis proforma à la somme de : 1 881 000 FCFA.</w:t>
       </w:r>
     </w:p>
     <w:tbl>
@@ -2391,7 +2225,7 @@
                 <w:sz w:val="18"/>
                 <w:szCs w:val="18"/>
               </w:rPr>
-              <w:t xml:space="preserve">Montant TTC</w:t>
+              <w:t xml:space="preserve">Montant</w:t>
             </w:r>
           </w:p>
         </w:tc>
@@ -2455,7 +2289,7 @@
                 <w:sz w:val="18"/>
                 <w:szCs w:val="18"/>
               </w:rPr>
-              <w:t xml:space="preserve">831 900</w:t>
+              <w:t xml:space="preserve">610 000</w:t>
             </w:r>
           </w:p>
         </w:tc>
@@ -2519,7 +2353,7 @@
                 <w:sz w:val="18"/>
                 <w:szCs w:val="18"/>
               </w:rPr>
-              <w:t xml:space="preserve">2 219 580</w:t>
+              <w:t xml:space="preserve">1 881 000</w:t>
             </w:r>
           </w:p>
         </w:tc>
@@ -2585,7 +2419,7 @@
                 <w:sz w:val="18"/>
                 <w:szCs w:val="18"/>
               </w:rPr>
-              <w:t xml:space="preserve">3 051 480</w:t>
+              <w:t xml:space="preserve">2 491 000</w:t>
             </w:r>
           </w:p>
         </w:tc>
@@ -2714,7 +2548,7 @@
                 <w:sz w:val="18"/>
                 <w:szCs w:val="18"/>
               </w:rPr>
-              <w:t xml:space="preserve">Prix HT (FCFA)</w:t>
+              <w:t xml:space="preserve">Prix (FCFA)</w:t>
             </w:r>
           </w:p>
         </w:tc>
@@ -3085,7 +2919,7 @@
           <w:sz w:val="18"/>
           <w:szCs w:val="18"/>
         </w:rPr>
-        <w:t xml:space="preserve">Montants exprimés en francs CFA (XOF), hors taxes, TVA 18 % en sus.</w:t>
+        <w:t xml:space="preserve">Montants exprimés en francs CFA (XOF). TVA non applicable — [préciser le régime : exonération, franchise ou assujettissement du client].</w:t>
       </w:r>
     </w:p>
     <w:p>
